--- a/apps/crm/contract-templates/branding_pessoal.docx
+++ b/apps/crm/contract-templates/branding_pessoal.docx
@@ -153,7 +153,7 @@
               <w:rPr>
                 <w:b w:val="0"/>
               </w:rPr>
-              <w:t>{valor} ({valor_extenso}) — {forma_pagamento}</w:t>
+              <w:t>{valor} ({valor_extenso}) — {pagamento}</w:t>
             </w:r>
           </w:p>
         </w:tc>
@@ -362,7 +362,7 @@
         <w:rPr>
           <w:sz w:val="22"/>
         </w:rPr>
-        <w:t>4.1. Pelo objeto deste contrato, a CLIENTE pagará à STUDIO o valor de {valor} ({valor_extenso}), na forma de pagamento: {forma_pagamento}. Condições adicionais (parcelas, vencimentos): {condicoes_pagamento}.</w:t>
+        <w:t>4.1. Pelo objeto deste contrato, a CLIENTE pagará à STUDIO o valor total de {valor} ({valor_extenso}), {pagamento}.</w:t>
       </w:r>
     </w:p>
     <w:p>

--- a/apps/crm/contract-templates/branding_pessoal.docx
+++ b/apps/crm/contract-templates/branding_pessoal.docx
@@ -205,7 +205,7 @@
         <w:rPr>
           <w:sz w:val="22"/>
         </w:rPr>
-        <w:t>CONTRATANTE: {nome_completo}, portador(a) do RG nº {rg} e do CPF/CNPJ nº {cpf_cnpj}, residente e domiciliado(a) em {endereco_logradouro}, nº {endereco_numero}, {endereco_complemento}, bairro {endereco_bairro}, {endereco_cidade}/{endereco_estado}, CEP {endereco_cep}, e-mail {email}, WhatsApp {whatsapp}, doravante denominada CLIENTE; e CONTRATADA: Studio Sal LTDA, agência boutique especializada em branding pessoal, inscrita no CNPJ sob o nº 55.217.203/0001-26, com sede na Rua Belgrado, nº 65, andar 1, conjunto 11, bairro Vila Moinho Velho, São Paulo/SP, CEP 04.285-040, neste ato representada por Giulia Salvatore Tebet Moreira, brasileira, empresária, portadora do RG nº 39.287.985-2 e do CPF nº 041.422.198-01, sendo os contatos oficiais realizados pelo e-mail giulia@studiosal.com.br, doravante denominada STUDIO. Têm entre si justo e acertado o presente contrato, que se regerá pelas cláusulas a seguir.</w:t>
+        <w:t>CONTRATANTE: {qualificacao_contratante}, doravante denominada CLIENTE; e CONTRATADA: Studio Sal LTDA, agência boutique especializada em branding pessoal, inscrita no CNPJ sob o nº 55.217.203/0001-26, com sede na Rua Belgrado, nº 65, andar 1, conjunto 11, bairro Vila Moinho Velho, São Paulo/SP, CEP 04.285-040, neste ato representada por Giulia Salvatore Tebet Moreira, brasileira, empresária, portadora do RG nº 39.287.985-2 e do CPF nº 041.422.198-01, sendo os contatos oficiais realizados pelo e-mail giulia@studiosal.com.br, doravante denominada STUDIO. Têm entre si justo e acertado o presente contrato, que se regerá pelas cláusulas a seguir.</w:t>
       </w:r>
     </w:p>
     <w:p>

--- a/apps/crm/contract-templates/branding_pessoal.docx
+++ b/apps/crm/contract-templates/branding_pessoal.docx
@@ -627,6 +627,72 @@
       </w:r>
     </w:p>
     <w:p/>
+    <w:p>
+      <w:pPr>
+        <w:jc w:val="center"/>
+      </w:pPr>
+      <w:r>
+        <w:t>________________________________________</w:t>
+      </w:r>
+    </w:p>
+    <w:p>
+      <w:pPr>
+        <w:jc w:val="center"/>
+      </w:pPr>
+      <w:r>
+        <w:t>Nome:</w:t>
+      </w:r>
+    </w:p>
+    <w:p>
+      <w:pPr>
+        <w:jc w:val="center"/>
+      </w:pPr>
+      <w:r>
+        <w:t>CPF:</w:t>
+      </w:r>
+    </w:p>
+    <w:p>
+      <w:pPr>
+        <w:jc w:val="center"/>
+      </w:pPr>
+      <w:r>
+        <w:t>TESTEMUNHA 1</w:t>
+      </w:r>
+    </w:p>
+    <w:p/>
+    <w:p>
+      <w:pPr>
+        <w:jc w:val="center"/>
+      </w:pPr>
+      <w:r>
+        <w:t>________________________________________</w:t>
+      </w:r>
+    </w:p>
+    <w:p>
+      <w:pPr>
+        <w:jc w:val="center"/>
+      </w:pPr>
+      <w:r>
+        <w:t>Nome:</w:t>
+      </w:r>
+    </w:p>
+    <w:p>
+      <w:pPr>
+        <w:jc w:val="center"/>
+      </w:pPr>
+      <w:r>
+        <w:t>CPF:</w:t>
+      </w:r>
+    </w:p>
+    <w:p>
+      <w:pPr>
+        <w:jc w:val="center"/>
+      </w:pPr>
+      <w:r>
+        <w:t>TESTEMUNHA 2</w:t>
+      </w:r>
+    </w:p>
+    <w:p/>
     <w:sectPr>
       <w:pgSz w:w="12240" w:h="15840"/>
       <w:pgMar w:top="1440" w:right="1417" w:bottom="1440" w:left="1417" w:header="720" w:footer="720" w:gutter="0"/>
